--- a/Rest/App-Setup.docx
+++ b/Rest/App-Setup.docx
@@ -10,6 +10,53 @@
         </w:rPr>
       </w:pPr>
     </w:p>
+    <w:p>
+      <w:pPr>
+        <w:pStyle w:val="NoSpacing"/>
+        <w:rPr>
+          <w:rFonts w:asciiTheme="minorHAnsi" w:hAnsiTheme="minorHAnsi" w:cstheme="minorHAnsi"/>
+        </w:rPr>
+      </w:pPr>
+    </w:p>
+    <w:p>
+      <w:pPr>
+        <w:pStyle w:val="NoSpacing"/>
+        <w:rPr>
+          <w:rFonts w:asciiTheme="minorHAnsi" w:hAnsiTheme="minorHAnsi" w:cstheme="minorHAnsi"/>
+        </w:rPr>
+      </w:pPr>
+    </w:p>
+    <w:p>
+      <w:pPr>
+        <w:pStyle w:val="H3"/>
+      </w:pPr>
+      <w:r>
+        <w:t>Image command</w:t>
+      </w:r>
+    </w:p>
+    <w:tbl>
+      <w:tblPr>
+        <w:tblStyle w:val="TableGrid"/>
+        <w:tblW w:w="0" w:type="auto"/>
+        <w:tblLook w:val="04A0"/>
+      </w:tblPr>
+      <w:tblGrid>
+        <w:gridCol w:w="11016"/>
+      </w:tblGrid>
+      <w:tr>
+        <w:tc>
+          <w:tcPr>
+            <w:tcW w:w="11016" w:type="dxa"/>
+          </w:tcPr>
+          <w:p>
+            <w:r>
+              <w:t>Generate thumbnail for an app that manages QR codes and bar codes</w:t>
+            </w:r>
+          </w:p>
+          <w:p/>
+        </w:tc>
+      </w:tr>
+    </w:tbl>
     <w:p>
       <w:pPr>
         <w:pStyle w:val="H3"/>
@@ -1166,6 +1213,7 @@
         <w:pStyle w:val="H3"/>
       </w:pPr>
       <w:r>
+        <w:lastRenderedPageBreak/>
         <w:t>Listing assets</w:t>
       </w:r>
     </w:p>
@@ -1292,7 +1340,6 @@
               <w:rPr>
                 <w:rFonts w:asciiTheme="minorHAnsi" w:hAnsiTheme="minorHAnsi" w:cstheme="minorHAnsi"/>
               </w:rPr>
-              <w:lastRenderedPageBreak/>
               <w:t>Full description</w:t>
             </w:r>
           </w:p>
@@ -1792,6 +1839,7 @@
               <w:rPr>
                 <w:rFonts w:asciiTheme="minorHAnsi" w:hAnsiTheme="minorHAnsi" w:cstheme="minorHAnsi"/>
               </w:rPr>
+              <w:lastRenderedPageBreak/>
               <w:t>I hope you enjoy it, and have fun \uD83D\uDE01</w:t>
             </w:r>
           </w:p>
@@ -2225,6 +2273,7 @@
   <w:style w:type="character" w:default="1" w:styleId="DefaultParagraphFont">
     <w:name w:val="Default Paragraph Font"/>
     <w:uiPriority w:val="1"/>
+    <w:semiHidden/>
     <w:unhideWhenUsed/>
   </w:style>
   <w:style w:type="table" w:default="1" w:styleId="TableNormal">
